--- a/03_EN_TRABAJO/Guia_ampliada_medallones_vegetales_v0.2.docx
+++ b/03_EN_TRABAJO/Guia_ampliada_medallones_vegetales_v0.2.docx
@@ -555,7 +555,7 @@
         <w:color w:val="264545"/>
         <w:sz w:val="16"/>
       </w:rPr>
-      <w:t xml:space="preserve">  ·  Médico  ·  Mg. en Psiconeuroinmunoendocrinología  ·  M.P. ______  ·  2026</w:t>
+      <w:t xml:space="preserve">  ·  Médico  ·  Mg. en Psiconeuroinmunoendocrinología  ·  Matrícula 6796L4F20  ·  2026</w:t>
     </w:r>
   </w:p>
   <w:p>
